--- a/REVISI_HAL07_MAYSARAH_2_3.docx
+++ b/REVISI_HAL07_MAYSARAH_2_3.docx
@@ -153,14 +153,14 @@
       </w:r>
     </w:p>
     <w:p>
+      <w:pPr/>
       <w:r>
         <w:rPr>
           <w:rFonts w:ascii="Calibri" w:hAnsi="Calibri"/>
           <w:i/>
           <w:color w:val="1A237E"/>
-          <w:sz w:val="18"/>
         </w:rPr>
-        <w:t>Ṭarīqatu al-Muyassarati fī Jalbi al-Arzāqi</w:t>
+        <w:t>Tharīqatu al-Muyassarati fī Jalbi al-Arzāqi</w:t>
       </w:r>
     </w:p>
     <w:p>
@@ -170,11 +170,10 @@
       <w:r>
         <w:rPr>
           <w:rFonts w:ascii="Scheherazade New" w:hAnsi="Scheherazade New"/>
-          <w:i w:val="0"/>
-          <w:color w:val="4A148C"/>
-          <w:sz w:val="16"/>
+          <w:i/>
+          <w:color w:val="1A237E"/>
         </w:rPr>
-        <w:t>Thumma nalquṭu mina as-saṭri ath-thānī isma ar-rūḥāniyyi mubtadi'īna mina al-ḥarfi ath-thānī wa nasīru bi-t-tathlīthi fa-yakūnu hākadhā: س م س — [Rajah ditulis ulang: سَمْسَائِيلُ]. Thumma nalquṭu mina as-saṭri ath-thālithi kadhālika bi-t-tathlīthi mubtadi'īna mina al-ḥarfi al-awwali li-istikhrāji ar-rūḥāniyyi al-ḥākimi fa-takūnu ḥurūfuhu hiya [ ن س ل م ] — [Rajah ditulis ulang: نَلْسَمَائِيلُ]</w:t>
+        <w:t>Tsumma nalquthu mina as-sathri ats-tsānī isma ar-rūḥāniyyi mubtadi'īna mina al-ḥarfi ats-tsānī wa nasīru bi-t-tatslītsi fa-yakūnu hākadzā: س م س — [Rajah ditulis ulang: سَمْسَائِيلُ]. Tsumma nalquthu mina as-sathri ats-tsālitsi kadzālika bi-t-tatslītsi mubtadi'īna mina al-ḥarfi al-awwali li-istikhrāji ar-rūḥāniyyi al-ḥākimi fa-takūnu ḥurūfuhu hiya [ ن س ل م ] — [Rajah ditulis ulang: نَلْسَمَائِيلُ]</w:t>
       </w:r>
     </w:p>
     <w:p>
@@ -184,11 +183,10 @@
       <w:r>
         <w:rPr>
           <w:rFonts w:ascii="Scheherazade New" w:hAnsi="Scheherazade New"/>
-          <w:i w:val="0"/>
-          <w:color w:val="4A148C"/>
-          <w:sz w:val="16"/>
+          <w:i/>
+          <w:color w:val="1A237E"/>
         </w:rPr>
-        <w:t>Thumma na'khudhu ḥurūfa al-ʿamali wa ar-rūḥāniyyi al-ḥākimi mabsūṭatan bidūni takrārin wa bidūni ḥurūfin ẓulmāniyyatin wa nastakhriju minhā mā tarakkaba fīhā min asmā'i Allāhi al-ḥusnā an-nūrāniyyati hākadhā: [ ن ل ا م س ي هـ ] — [Rajah ditulis ulang: لَا إِلَهَ إِلَّا اللهُ الْمُهَيْمِنُ]</w:t>
+        <w:t>Tsumma na'khudzu ḥurūfa al-ʿamali wa ar-rūḥāniyyi al-ḥākimi mabsūthatan bidūni takrārin wa bidūni ḥurūfin zhulmāniyyatin wa nastakhriju minhā mā tarakkaba fīhā min asmā'i Allāhi al-ḥusnā an-nūrāniyyati hākadzā: [ ن ل ا م س ي هـ ] — [Rajah ditulis ulang: لَا إِلَهَ إِلَّا اللهُ الْمُهَيْمِنُ]</w:t>
       </w:r>
     </w:p>
     <w:p>
@@ -198,11 +196,10 @@
       <w:r>
         <w:rPr>
           <w:rFonts w:ascii="Scheherazade New" w:hAnsi="Scheherazade New"/>
-          <w:i w:val="0"/>
-          <w:color w:val="4A148C"/>
-          <w:sz w:val="16"/>
+          <w:i/>
+          <w:color w:val="1A237E"/>
         </w:rPr>
-        <w:t>Ammā ṭarīqatu al-ʿamali: na'khudhu al-ḥurūfa al-khamsata allatī lil-ʿamali wa naqsimuhā ʿalā 7 li-istikhrāji sāʿati al-ʿamali hākadhā: و ا هـ د ي = 27 — maqsūmatan ʿalā 7 al-khāriju 3 wa al-bāqī 6 — idhan sāʿatu al-ʿamali hiya az-Zuhratu</w:t>
+        <w:t>Ammā tharīqatu al-ʿamali: na'khudzu al-ḥurūfa al-khamsata allatī lil-ʿamali wa naqsimuhā ʿalā 7 li-istikhrāji sāʿati al-ʿamali hākadzā: و ا هـ د ي = 27 — maqsūmatan ʿalā 7 al-khāriju 3 wa al-bāqī 6 — idzan sāʿatu al-ʿamali hiya az-Zuhratu</w:t>
       </w:r>
     </w:p>
     <w:p>
@@ -212,22 +209,21 @@
       <w:r>
         <w:rPr>
           <w:rFonts w:ascii="Scheherazade New" w:hAnsi="Scheherazade New"/>
-          <w:i w:val="0"/>
-          <w:color w:val="4A148C"/>
-          <w:sz w:val="16"/>
+          <w:i/>
+          <w:color w:val="1A237E"/>
         </w:rPr>
-        <w:t>Fa-na'khudhu ḥurūfa al-ʿamali murattabatan wa nanzilu bihā fī wafqin mukhammasi wa nuḥawwiṭuhu bi-al-āyati [ قَوْلُهُ الْحَقُّ وَلَهُ الْمُلْكُ ] wa naktubu ʿalā al-arkāni al-arbaʿati isma ar-rūḥāniyyi [ سَمْسَائِيلُ ] wa nudawwiru ʿalaihi al-āyataini al-karīmataini: Allāhu laṭīfun bi-ʿibādihi yarzuqu man yashā'u wa huwa al-qawiyyu al-ʿazīzu — wa al-āyata: Alladhīna yatlūna kitāba Allāhi ... ilā lan tabūra</w:t>
+        <w:t>Fa-na'khudzu ḥurūfa al-ʿamali murattabatan wa nanzilu bihā fī wafqin mukhammasi wa nuḥawwithuhu bi-al-āyati [ قَوْلُهُ الْحَقُّ وَلَهُ الْمُلْكُ ] wa naktubu ʿalā al-arkāni al-arbaʿati isma ar-rūḥāniyyi [ سَمْسَائِيلُ ] wa nudawwiru ʿalaihi al-āyataini al-karīmataini: Allāhu lathīfun bi-ʿibādihi yarzuqu man yasyā'u wa huwa al-qawiyyu al-ʿazīzu — wa al-āyata: Alladzīna yatlūna kitāba Allāhi ... ilā lan tabūra</w:t>
       </w:r>
     </w:p>
     <w:p>
+      <w:pPr/>
       <w:r>
         <w:rPr>
           <w:rFonts w:ascii="Calibri" w:hAnsi="Calibri"/>
           <w:i/>
           <w:color w:val="1A237E"/>
-          <w:sz w:val="18"/>
         </w:rPr>
-        <w:t>Wa fī nafsi al-waraqati min warā'i al-wafqi al-mukhammasi tarsumu wafqan bi-qadri ḥurūfi ar-rūḥāniyyi al-ḥākimi wa nanzilu bihi kamā faʿalnā bi-ḥurūfi al-ʿamali — fī mithālinā hādhā yakūnu wafqan murabbaʿan wa tuḥawwiṭuhu bi-ismihi. Wa al-kitābatu takūnu bi-mā'i wardin wa zaʿfarānin wa miskin maʿa bakhūrin ṭayyibin ka-al-lubāni wa ʿūdi aṣ-ṣalībi</w:t>
+        <w:t>Wa fī nafsi al-waraqati min warā'i al-wafqi al-mukhammasi tarsumu wafqan bi-qadri ḥurūfi ar-rūḥāniyyi al-ḥākimi wa nanzilu bihi kamā faʿalnā bi-ḥurūfi al-ʿamali — fī mitsālinā hādzā yakūnu wafqan murabbaʿan wa tuḥawwithuhu bi-ismihi. Wa al-kitābatu takūnu bi-mā'i wardin wa zaʿfarānin wa miskin maʿa bakhūrin thayyibin ka-al-lubāni wa ʿūdi ash-shalībi</w:t>
       </w:r>
     </w:p>
     <w:p>
